--- a/flow/20230927_hours/піст-тріодь-12-НЮ.docx
+++ b/flow/20230927_hours/піст-тріодь-12-НЮ.docx
@@ -4,19 +4,112 @@
   <w:body>
     <w:p>
       <w:pPr>
-        <w:pStyle w:val="2"/>
+        <w:pStyle w:val="Heading2"/>
         <w:spacing w:after="160" w:line="259" w:lineRule="auto"/>
         <w:jc w:val="both"/>
       </w:pPr>
-      <w:bookmarkStart w:id="0" w:name="_heading=h.ge9nvia56kmw" w:colFirst="0" w:colLast="0"/>
-      <w:bookmarkStart w:id="1" w:name="_heading=h.uqbiuu1ezddo" w:colFirst="0" w:colLast="0"/>
-      <w:bookmarkStart w:id="2" w:name="_Hlk183689984"/>
-      <w:bookmarkEnd w:id="0"/>
-      <w:bookmarkEnd w:id="1"/>
+      <w:bookmarkStart w:id="0" w:name="_Hlk183689984"/>
       <w:r>
         <w:rPr>
           <w:lang w:val="en-US"/>
         </w:rPr>
+        <w:t>15</w:t>
+      </w:r>
+      <w:r>
+        <w:t xml:space="preserve"> </w:t>
+      </w:r>
+      <w:r>
+        <w:rPr>
+          <w:rFonts w:ascii="Times New Roman" w:eastAsia="Times New Roman" w:hAnsi="Times New Roman" w:cs="Times New Roman"/>
+          <w:sz w:val="24"/>
+          <w:szCs w:val="24"/>
+        </w:rPr>
+        <w:t xml:space="preserve">Неділя </w:t>
+      </w:r>
+      <w:r>
+        <w:rPr>
+          <w:rFonts w:ascii="Times New Roman" w:eastAsia="Times New Roman" w:hAnsi="Times New Roman" w:cs="Times New Roman"/>
+          <w:sz w:val="24"/>
+          <w:szCs w:val="24"/>
+        </w:rPr>
+        <w:t>Прао</w:t>
+      </w:r>
+      <w:r>
+        <w:rPr>
+          <w:rFonts w:ascii="Times New Roman" w:eastAsia="Times New Roman" w:hAnsi="Times New Roman" w:cs="Times New Roman"/>
+          <w:sz w:val="24"/>
+          <w:szCs w:val="24"/>
+        </w:rPr>
+        <w:t>тців</w:t>
+      </w:r>
+    </w:p>
+    <w:p>
+      <w:pPr>
+        <w:spacing w:after="200"/>
+        <w:rPr>
+          <w:rFonts w:ascii="Times New Roman" w:eastAsia="Times New Roman" w:hAnsi="Times New Roman" w:cs="Times New Roman"/>
+          <w:sz w:val="24"/>
+          <w:szCs w:val="24"/>
+        </w:rPr>
+      </w:pPr>
+      <w:r>
+        <w:rPr>
+          <w:rFonts w:ascii="Times New Roman" w:eastAsia="Times New Roman" w:hAnsi="Times New Roman" w:cs="Times New Roman"/>
+          <w:i/>
+          <w:iCs/>
+          <w:color w:val="FF4400"/>
+          <w:sz w:val="24"/>
+          <w:szCs w:val="24"/>
+        </w:rPr>
+        <w:t>Тропар праотцям (г. 2):</w:t>
+      </w:r>
+      <w:r>
+        <w:rPr>
+          <w:rFonts w:ascii="Times New Roman" w:eastAsia="Times New Roman" w:hAnsi="Times New Roman" w:cs="Times New Roman"/>
+          <w:color w:val="000000"/>
+          <w:sz w:val="24"/>
+          <w:szCs w:val="24"/>
+        </w:rPr>
+        <w:t xml:space="preserve"> Ві́рою праотці́в оправда́в Ти,* з наро́дів че́рез них Ти Це́ркву напере́д заручи́в.* Хва́ляться у сла́ві святі́, бо з сі́мени їх є плід благослове́нний* – та, що без сі́мени роди́ла Тебе́.* Їх молитва́ми, Хри́сте Бо́же, поми́луй нас.</w:t>
+      </w:r>
+    </w:p>
+    <w:p>
+      <w:pPr>
+        <w:spacing w:after="200"/>
+        <w:rPr>
+          <w:rFonts w:ascii="Times New Roman" w:eastAsia="Times New Roman" w:hAnsi="Times New Roman" w:cs="Times New Roman"/>
+          <w:sz w:val="24"/>
+          <w:szCs w:val="24"/>
+        </w:rPr>
+      </w:pPr>
+      <w:r>
+        <w:rPr>
+          <w:rFonts w:ascii="Times New Roman" w:eastAsia="Times New Roman" w:hAnsi="Times New Roman" w:cs="Times New Roman"/>
+          <w:i/>
+          <w:iCs/>
+          <w:color w:val="FF4400"/>
+          <w:sz w:val="24"/>
+          <w:szCs w:val="24"/>
+        </w:rPr>
+        <w:t xml:space="preserve">Кондак праотцям (г. 6): </w:t>
+      </w:r>
+      <w:r>
+        <w:rPr>
+          <w:rFonts w:ascii="Times New Roman" w:eastAsia="Times New Roman" w:hAnsi="Times New Roman" w:cs="Times New Roman"/>
+          <w:color w:val="000000"/>
+          <w:sz w:val="24"/>
+          <w:szCs w:val="24"/>
+        </w:rPr>
+        <w:t>Рукопи́саному о́бразові не поклони́вшися,* але́ неописа́нним єство́м захисти́вшися, триблаже́нні,* в по́двизі вогню́ ви просла́вилися* і, посере́д несте́рпного по́лум’я стоячи́, Бо́га ви призва́ли:* Поспіши́сь, о, Ще́дрий, і ско́ро прийди́ як милости́вий нам на по́міч,* бо Ти мо́жеш, якщо́ во́ля Твоя́.</w:t>
+      </w:r>
+    </w:p>
+    <w:p>
+      <w:pPr>
+        <w:pStyle w:val="Heading2"/>
+        <w:spacing w:after="160" w:line="259" w:lineRule="auto"/>
+        <w:jc w:val="both"/>
+      </w:pPr>
+      <w:r>
         <w:t>22</w:t>
       </w:r>
       <w:r>
@@ -40,10 +133,10 @@
           <w:szCs w:val="24"/>
         </w:rPr>
       </w:pPr>
-      <w:bookmarkStart w:id="3" w:name="_heading=h.7zxzbgysn7f7" w:colFirst="0" w:colLast="0"/>
-      <w:bookmarkStart w:id="4" w:name="_heading=h.gjdgxs" w:colFirst="0" w:colLast="0"/>
-      <w:bookmarkEnd w:id="3"/>
-      <w:bookmarkEnd w:id="4"/>
+      <w:bookmarkStart w:id="1" w:name="_heading=h.7zxzbgysn7f7" w:colFirst="0" w:colLast="0"/>
+      <w:bookmarkStart w:id="2" w:name="_heading=h.gjdgxs" w:colFirst="0" w:colLast="0"/>
+      <w:bookmarkEnd w:id="1"/>
+      <w:bookmarkEnd w:id="2"/>
       <w:r>
         <w:rPr>
           <w:rFonts w:ascii="Times New Roman" w:eastAsia="Times New Roman" w:hAnsi="Times New Roman" w:cs="Times New Roman"/>
@@ -62,367 +155,7 @@
           <w:sz w:val="24"/>
           <w:szCs w:val="24"/>
         </w:rPr>
-        <w:t xml:space="preserve"> </w:t>
-      </w:r>
-      <w:proofErr w:type="spellStart"/>
-      <w:r>
-        <w:rPr>
-          <w:rFonts w:ascii="Times New Roman" w:eastAsia="Times New Roman" w:hAnsi="Times New Roman" w:cs="Times New Roman"/>
-          <w:color w:val="000000"/>
-          <w:sz w:val="24"/>
-          <w:szCs w:val="24"/>
-        </w:rPr>
-        <w:t>Вели́кі</w:t>
-      </w:r>
-      <w:proofErr w:type="spellEnd"/>
-      <w:r>
-        <w:rPr>
-          <w:rFonts w:ascii="Times New Roman" w:eastAsia="Times New Roman" w:hAnsi="Times New Roman" w:cs="Times New Roman"/>
-          <w:color w:val="000000"/>
-          <w:sz w:val="24"/>
-          <w:szCs w:val="24"/>
-        </w:rPr>
-        <w:t xml:space="preserve"> </w:t>
-      </w:r>
-      <w:proofErr w:type="spellStart"/>
-      <w:r>
-        <w:rPr>
-          <w:rFonts w:ascii="Times New Roman" w:eastAsia="Times New Roman" w:hAnsi="Times New Roman" w:cs="Times New Roman"/>
-          <w:color w:val="000000"/>
-          <w:sz w:val="24"/>
-          <w:szCs w:val="24"/>
-        </w:rPr>
-        <w:t>по́двиги</w:t>
-      </w:r>
-      <w:proofErr w:type="spellEnd"/>
-      <w:r>
-        <w:rPr>
-          <w:rFonts w:ascii="Times New Roman" w:eastAsia="Times New Roman" w:hAnsi="Times New Roman" w:cs="Times New Roman"/>
-          <w:color w:val="000000"/>
-          <w:sz w:val="24"/>
-          <w:szCs w:val="24"/>
-        </w:rPr>
-        <w:t xml:space="preserve"> </w:t>
-      </w:r>
-      <w:proofErr w:type="spellStart"/>
-      <w:r>
-        <w:rPr>
-          <w:rFonts w:ascii="Times New Roman" w:eastAsia="Times New Roman" w:hAnsi="Times New Roman" w:cs="Times New Roman"/>
-          <w:color w:val="000000"/>
-          <w:sz w:val="24"/>
-          <w:szCs w:val="24"/>
-        </w:rPr>
-        <w:t>ві́ри</w:t>
-      </w:r>
-      <w:proofErr w:type="spellEnd"/>
-      <w:r>
-        <w:rPr>
-          <w:rFonts w:ascii="Times New Roman" w:eastAsia="Times New Roman" w:hAnsi="Times New Roman" w:cs="Times New Roman"/>
-          <w:color w:val="000000"/>
-          <w:sz w:val="24"/>
-          <w:szCs w:val="24"/>
-        </w:rPr>
-        <w:t xml:space="preserve">,* в джерелі́ </w:t>
-      </w:r>
-      <w:proofErr w:type="spellStart"/>
-      <w:r>
-        <w:rPr>
-          <w:rFonts w:ascii="Times New Roman" w:eastAsia="Times New Roman" w:hAnsi="Times New Roman" w:cs="Times New Roman"/>
-          <w:color w:val="000000"/>
-          <w:sz w:val="24"/>
-          <w:szCs w:val="24"/>
-        </w:rPr>
-        <w:t>полу́м’я</w:t>
-      </w:r>
-      <w:proofErr w:type="spellEnd"/>
-      <w:r>
-        <w:rPr>
-          <w:rFonts w:ascii="Times New Roman" w:eastAsia="Times New Roman" w:hAnsi="Times New Roman" w:cs="Times New Roman"/>
-          <w:color w:val="000000"/>
-          <w:sz w:val="24"/>
-          <w:szCs w:val="24"/>
-        </w:rPr>
-        <w:t xml:space="preserve">, як на </w:t>
-      </w:r>
-      <w:proofErr w:type="spellStart"/>
-      <w:r>
-        <w:rPr>
-          <w:rFonts w:ascii="Times New Roman" w:eastAsia="Times New Roman" w:hAnsi="Times New Roman" w:cs="Times New Roman"/>
-          <w:color w:val="000000"/>
-          <w:sz w:val="24"/>
-          <w:szCs w:val="24"/>
-        </w:rPr>
-        <w:t>спокі́йній</w:t>
-      </w:r>
-      <w:proofErr w:type="spellEnd"/>
-      <w:r>
-        <w:rPr>
-          <w:rFonts w:ascii="Times New Roman" w:eastAsia="Times New Roman" w:hAnsi="Times New Roman" w:cs="Times New Roman"/>
-          <w:color w:val="000000"/>
-          <w:sz w:val="24"/>
-          <w:szCs w:val="24"/>
-        </w:rPr>
-        <w:t xml:space="preserve"> воді́, святі́ три </w:t>
-      </w:r>
-      <w:proofErr w:type="spellStart"/>
-      <w:r>
-        <w:rPr>
-          <w:rFonts w:ascii="Times New Roman" w:eastAsia="Times New Roman" w:hAnsi="Times New Roman" w:cs="Times New Roman"/>
-          <w:color w:val="000000"/>
-          <w:sz w:val="24"/>
-          <w:szCs w:val="24"/>
-        </w:rPr>
-        <w:t>о́троки</w:t>
-      </w:r>
-      <w:proofErr w:type="spellEnd"/>
-      <w:r>
-        <w:rPr>
-          <w:rFonts w:ascii="Times New Roman" w:eastAsia="Times New Roman" w:hAnsi="Times New Roman" w:cs="Times New Roman"/>
-          <w:color w:val="000000"/>
-          <w:sz w:val="24"/>
-          <w:szCs w:val="24"/>
-        </w:rPr>
-        <w:t xml:space="preserve"> </w:t>
-      </w:r>
-      <w:proofErr w:type="spellStart"/>
-      <w:r>
-        <w:rPr>
-          <w:rFonts w:ascii="Times New Roman" w:eastAsia="Times New Roman" w:hAnsi="Times New Roman" w:cs="Times New Roman"/>
-          <w:color w:val="000000"/>
-          <w:sz w:val="24"/>
-          <w:szCs w:val="24"/>
-        </w:rPr>
-        <w:t>ра́дувалися</w:t>
-      </w:r>
-      <w:proofErr w:type="spellEnd"/>
-      <w:r>
-        <w:rPr>
-          <w:rFonts w:ascii="Times New Roman" w:eastAsia="Times New Roman" w:hAnsi="Times New Roman" w:cs="Times New Roman"/>
-          <w:color w:val="000000"/>
-          <w:sz w:val="24"/>
-          <w:szCs w:val="24"/>
-        </w:rPr>
-        <w:t xml:space="preserve">;* і </w:t>
-      </w:r>
-      <w:proofErr w:type="spellStart"/>
-      <w:r>
-        <w:rPr>
-          <w:rFonts w:ascii="Times New Roman" w:eastAsia="Times New Roman" w:hAnsi="Times New Roman" w:cs="Times New Roman"/>
-          <w:color w:val="000000"/>
-          <w:sz w:val="24"/>
-          <w:szCs w:val="24"/>
-        </w:rPr>
-        <w:t>проро́к</w:t>
-      </w:r>
-      <w:proofErr w:type="spellEnd"/>
-      <w:r>
-        <w:rPr>
-          <w:rFonts w:ascii="Times New Roman" w:eastAsia="Times New Roman" w:hAnsi="Times New Roman" w:cs="Times New Roman"/>
-          <w:color w:val="000000"/>
-          <w:sz w:val="24"/>
-          <w:szCs w:val="24"/>
-        </w:rPr>
-        <w:t xml:space="preserve"> </w:t>
-      </w:r>
-      <w:proofErr w:type="spellStart"/>
-      <w:r>
-        <w:rPr>
-          <w:rFonts w:ascii="Times New Roman" w:eastAsia="Times New Roman" w:hAnsi="Times New Roman" w:cs="Times New Roman"/>
-          <w:color w:val="000000"/>
-          <w:sz w:val="24"/>
-          <w:szCs w:val="24"/>
-        </w:rPr>
-        <w:t>Даниї́л</w:t>
-      </w:r>
-      <w:proofErr w:type="spellEnd"/>
-      <w:r>
-        <w:rPr>
-          <w:rFonts w:ascii="Times New Roman" w:eastAsia="Times New Roman" w:hAnsi="Times New Roman" w:cs="Times New Roman"/>
-          <w:color w:val="000000"/>
-          <w:sz w:val="24"/>
-          <w:szCs w:val="24"/>
-        </w:rPr>
-        <w:t xml:space="preserve"> </w:t>
-      </w:r>
-      <w:proofErr w:type="spellStart"/>
-      <w:r>
-        <w:rPr>
-          <w:rFonts w:ascii="Times New Roman" w:eastAsia="Times New Roman" w:hAnsi="Times New Roman" w:cs="Times New Roman"/>
-          <w:color w:val="000000"/>
-          <w:sz w:val="24"/>
-          <w:szCs w:val="24"/>
-        </w:rPr>
-        <w:t>па́стирем</w:t>
-      </w:r>
-      <w:proofErr w:type="spellEnd"/>
-      <w:r>
-        <w:rPr>
-          <w:rFonts w:ascii="Times New Roman" w:eastAsia="Times New Roman" w:hAnsi="Times New Roman" w:cs="Times New Roman"/>
-          <w:color w:val="000000"/>
-          <w:sz w:val="24"/>
-          <w:szCs w:val="24"/>
-        </w:rPr>
-        <w:t xml:space="preserve"> </w:t>
-      </w:r>
-      <w:proofErr w:type="spellStart"/>
-      <w:r>
-        <w:rPr>
-          <w:rFonts w:ascii="Times New Roman" w:eastAsia="Times New Roman" w:hAnsi="Times New Roman" w:cs="Times New Roman"/>
-          <w:color w:val="000000"/>
-          <w:sz w:val="24"/>
-          <w:szCs w:val="24"/>
-        </w:rPr>
-        <w:t>ле́вів</w:t>
-      </w:r>
-      <w:proofErr w:type="spellEnd"/>
-      <w:r>
-        <w:rPr>
-          <w:rFonts w:ascii="Times New Roman" w:eastAsia="Times New Roman" w:hAnsi="Times New Roman" w:cs="Times New Roman"/>
-          <w:color w:val="000000"/>
-          <w:sz w:val="24"/>
-          <w:szCs w:val="24"/>
-        </w:rPr>
-        <w:t xml:space="preserve">, </w:t>
-      </w:r>
-      <w:proofErr w:type="spellStart"/>
-      <w:r>
-        <w:rPr>
-          <w:rFonts w:ascii="Times New Roman" w:eastAsia="Times New Roman" w:hAnsi="Times New Roman" w:cs="Times New Roman"/>
-          <w:color w:val="000000"/>
-          <w:sz w:val="24"/>
-          <w:szCs w:val="24"/>
-        </w:rPr>
-        <w:t>на́че</w:t>
-      </w:r>
-      <w:proofErr w:type="spellEnd"/>
-      <w:r>
-        <w:rPr>
-          <w:rFonts w:ascii="Times New Roman" w:eastAsia="Times New Roman" w:hAnsi="Times New Roman" w:cs="Times New Roman"/>
-          <w:color w:val="000000"/>
-          <w:sz w:val="24"/>
-          <w:szCs w:val="24"/>
-        </w:rPr>
-        <w:t xml:space="preserve"> </w:t>
-      </w:r>
-      <w:proofErr w:type="spellStart"/>
-      <w:r>
-        <w:rPr>
-          <w:rFonts w:ascii="Times New Roman" w:eastAsia="Times New Roman" w:hAnsi="Times New Roman" w:cs="Times New Roman"/>
-          <w:color w:val="000000"/>
-          <w:sz w:val="24"/>
-          <w:szCs w:val="24"/>
-        </w:rPr>
-        <w:t>ове́ць</w:t>
-      </w:r>
-      <w:proofErr w:type="spellEnd"/>
-      <w:r>
-        <w:rPr>
-          <w:rFonts w:ascii="Times New Roman" w:eastAsia="Times New Roman" w:hAnsi="Times New Roman" w:cs="Times New Roman"/>
-          <w:color w:val="000000"/>
-          <w:sz w:val="24"/>
-          <w:szCs w:val="24"/>
-        </w:rPr>
-        <w:t xml:space="preserve">, явля́вся.* Їх </w:t>
-      </w:r>
-      <w:proofErr w:type="spellStart"/>
-      <w:r>
-        <w:rPr>
-          <w:rFonts w:ascii="Times New Roman" w:eastAsia="Times New Roman" w:hAnsi="Times New Roman" w:cs="Times New Roman"/>
-          <w:color w:val="000000"/>
-          <w:sz w:val="24"/>
-          <w:szCs w:val="24"/>
-        </w:rPr>
-        <w:t>молитва́ми</w:t>
-      </w:r>
-      <w:proofErr w:type="spellEnd"/>
-      <w:r>
-        <w:rPr>
-          <w:rFonts w:ascii="Times New Roman" w:eastAsia="Times New Roman" w:hAnsi="Times New Roman" w:cs="Times New Roman"/>
-          <w:color w:val="000000"/>
-          <w:sz w:val="24"/>
-          <w:szCs w:val="24"/>
-        </w:rPr>
-        <w:t xml:space="preserve">, </w:t>
-      </w:r>
-      <w:proofErr w:type="spellStart"/>
-      <w:r>
-        <w:rPr>
-          <w:rFonts w:ascii="Times New Roman" w:eastAsia="Times New Roman" w:hAnsi="Times New Roman" w:cs="Times New Roman"/>
-          <w:color w:val="000000"/>
-          <w:sz w:val="24"/>
-          <w:szCs w:val="24"/>
-        </w:rPr>
-        <w:t>Хри́сте</w:t>
-      </w:r>
-      <w:proofErr w:type="spellEnd"/>
-      <w:r>
-        <w:rPr>
-          <w:rFonts w:ascii="Times New Roman" w:eastAsia="Times New Roman" w:hAnsi="Times New Roman" w:cs="Times New Roman"/>
-          <w:color w:val="000000"/>
-          <w:sz w:val="24"/>
-          <w:szCs w:val="24"/>
-        </w:rPr>
-        <w:t xml:space="preserve"> </w:t>
-      </w:r>
-      <w:proofErr w:type="spellStart"/>
-      <w:r>
-        <w:rPr>
-          <w:rFonts w:ascii="Times New Roman" w:eastAsia="Times New Roman" w:hAnsi="Times New Roman" w:cs="Times New Roman"/>
-          <w:color w:val="000000"/>
-          <w:sz w:val="24"/>
-          <w:szCs w:val="24"/>
-        </w:rPr>
-        <w:t>Бо́же</w:t>
-      </w:r>
-      <w:proofErr w:type="spellEnd"/>
-      <w:r>
-        <w:rPr>
-          <w:rFonts w:ascii="Times New Roman" w:eastAsia="Times New Roman" w:hAnsi="Times New Roman" w:cs="Times New Roman"/>
-          <w:color w:val="000000"/>
-          <w:sz w:val="24"/>
-          <w:szCs w:val="24"/>
-        </w:rPr>
-        <w:t xml:space="preserve">, спаси́ </w:t>
-      </w:r>
-      <w:proofErr w:type="spellStart"/>
-      <w:r>
-        <w:rPr>
-          <w:rFonts w:ascii="Times New Roman" w:eastAsia="Times New Roman" w:hAnsi="Times New Roman" w:cs="Times New Roman"/>
-          <w:color w:val="000000"/>
-          <w:sz w:val="24"/>
-          <w:szCs w:val="24"/>
-        </w:rPr>
-        <w:t>ду́ші</w:t>
-      </w:r>
-      <w:proofErr w:type="spellEnd"/>
-      <w:r>
-        <w:rPr>
-          <w:rFonts w:ascii="Times New Roman" w:eastAsia="Times New Roman" w:hAnsi="Times New Roman" w:cs="Times New Roman"/>
-          <w:color w:val="000000"/>
-          <w:sz w:val="24"/>
-          <w:szCs w:val="24"/>
-        </w:rPr>
-        <w:t xml:space="preserve"> </w:t>
-      </w:r>
-      <w:proofErr w:type="spellStart"/>
-      <w:r>
-        <w:rPr>
-          <w:rFonts w:ascii="Times New Roman" w:eastAsia="Times New Roman" w:hAnsi="Times New Roman" w:cs="Times New Roman"/>
-          <w:color w:val="000000"/>
-          <w:sz w:val="24"/>
-          <w:szCs w:val="24"/>
-        </w:rPr>
-        <w:t>на́ші</w:t>
-      </w:r>
-      <w:proofErr w:type="spellEnd"/>
-      <w:r>
-        <w:rPr>
-          <w:rFonts w:ascii="Times New Roman" w:eastAsia="Times New Roman" w:hAnsi="Times New Roman" w:cs="Times New Roman"/>
-          <w:color w:val="000000"/>
-          <w:sz w:val="24"/>
-          <w:szCs w:val="24"/>
-        </w:rPr>
-        <w:t>.</w:t>
+        <w:t xml:space="preserve"> Вели́кі по́двиги ві́ри,* в джерелі́ полу́м’я, як на спокі́йній воді́, святі́ три о́троки ра́дувалися;* і проро́к Даниї́л па́стирем ле́вів, на́че ове́ць, явля́вся.* Їх молитва́ми, Хри́сте Бо́же, спаси́ ду́ші на́ші.</w:t>
       </w:r>
     </w:p>
     <w:p>
@@ -452,429 +185,9 @@
           <w:sz w:val="24"/>
           <w:szCs w:val="24"/>
         </w:rPr>
-        <w:t xml:space="preserve"> </w:t>
-      </w:r>
-      <w:proofErr w:type="spellStart"/>
-      <w:r>
-        <w:rPr>
-          <w:rFonts w:ascii="Times New Roman" w:eastAsia="Times New Roman" w:hAnsi="Times New Roman" w:cs="Times New Roman"/>
-          <w:color w:val="000000"/>
-          <w:sz w:val="24"/>
-          <w:szCs w:val="24"/>
-        </w:rPr>
-        <w:t>Рукопи́саному</w:t>
-      </w:r>
-      <w:proofErr w:type="spellEnd"/>
-      <w:r>
-        <w:rPr>
-          <w:rFonts w:ascii="Times New Roman" w:eastAsia="Times New Roman" w:hAnsi="Times New Roman" w:cs="Times New Roman"/>
-          <w:color w:val="000000"/>
-          <w:sz w:val="24"/>
-          <w:szCs w:val="24"/>
-        </w:rPr>
-        <w:t xml:space="preserve"> </w:t>
-      </w:r>
-      <w:proofErr w:type="spellStart"/>
-      <w:r>
-        <w:rPr>
-          <w:rFonts w:ascii="Times New Roman" w:eastAsia="Times New Roman" w:hAnsi="Times New Roman" w:cs="Times New Roman"/>
-          <w:color w:val="000000"/>
-          <w:sz w:val="24"/>
-          <w:szCs w:val="24"/>
-        </w:rPr>
-        <w:t>о́бразові</w:t>
-      </w:r>
-      <w:proofErr w:type="spellEnd"/>
-      <w:r>
-        <w:rPr>
-          <w:rFonts w:ascii="Times New Roman" w:eastAsia="Times New Roman" w:hAnsi="Times New Roman" w:cs="Times New Roman"/>
-          <w:color w:val="000000"/>
-          <w:sz w:val="24"/>
-          <w:szCs w:val="24"/>
-        </w:rPr>
-        <w:t xml:space="preserve"> не </w:t>
-      </w:r>
-      <w:proofErr w:type="spellStart"/>
-      <w:r>
-        <w:rPr>
-          <w:rFonts w:ascii="Times New Roman" w:eastAsia="Times New Roman" w:hAnsi="Times New Roman" w:cs="Times New Roman"/>
-          <w:color w:val="000000"/>
-          <w:sz w:val="24"/>
-          <w:szCs w:val="24"/>
-        </w:rPr>
-        <w:t>поклони́вшися</w:t>
-      </w:r>
-      <w:proofErr w:type="spellEnd"/>
-      <w:r>
-        <w:rPr>
-          <w:rFonts w:ascii="Times New Roman" w:eastAsia="Times New Roman" w:hAnsi="Times New Roman" w:cs="Times New Roman"/>
-          <w:color w:val="000000"/>
-          <w:sz w:val="24"/>
-          <w:szCs w:val="24"/>
-        </w:rPr>
-        <w:t xml:space="preserve">,* але́ </w:t>
-      </w:r>
-      <w:proofErr w:type="spellStart"/>
-      <w:r>
-        <w:rPr>
-          <w:rFonts w:ascii="Times New Roman" w:eastAsia="Times New Roman" w:hAnsi="Times New Roman" w:cs="Times New Roman"/>
-          <w:color w:val="000000"/>
-          <w:sz w:val="24"/>
-          <w:szCs w:val="24"/>
-        </w:rPr>
-        <w:t>неописа́нним</w:t>
-      </w:r>
-      <w:proofErr w:type="spellEnd"/>
-      <w:r>
-        <w:rPr>
-          <w:rFonts w:ascii="Times New Roman" w:eastAsia="Times New Roman" w:hAnsi="Times New Roman" w:cs="Times New Roman"/>
-          <w:color w:val="000000"/>
-          <w:sz w:val="24"/>
-          <w:szCs w:val="24"/>
-        </w:rPr>
-        <w:t xml:space="preserve"> </w:t>
-      </w:r>
-      <w:proofErr w:type="spellStart"/>
-      <w:r>
-        <w:rPr>
-          <w:rFonts w:ascii="Times New Roman" w:eastAsia="Times New Roman" w:hAnsi="Times New Roman" w:cs="Times New Roman"/>
-          <w:color w:val="000000"/>
-          <w:sz w:val="24"/>
-          <w:szCs w:val="24"/>
-        </w:rPr>
-        <w:t>єство́м</w:t>
-      </w:r>
-      <w:proofErr w:type="spellEnd"/>
-      <w:r>
-        <w:rPr>
-          <w:rFonts w:ascii="Times New Roman" w:eastAsia="Times New Roman" w:hAnsi="Times New Roman" w:cs="Times New Roman"/>
-          <w:color w:val="000000"/>
-          <w:sz w:val="24"/>
-          <w:szCs w:val="24"/>
-        </w:rPr>
-        <w:t xml:space="preserve"> </w:t>
-      </w:r>
-      <w:proofErr w:type="spellStart"/>
-      <w:r>
-        <w:rPr>
-          <w:rFonts w:ascii="Times New Roman" w:eastAsia="Times New Roman" w:hAnsi="Times New Roman" w:cs="Times New Roman"/>
-          <w:color w:val="000000"/>
-          <w:sz w:val="24"/>
-          <w:szCs w:val="24"/>
-        </w:rPr>
-        <w:t>захисти́вшися</w:t>
-      </w:r>
-      <w:proofErr w:type="spellEnd"/>
-      <w:r>
-        <w:rPr>
-          <w:rFonts w:ascii="Times New Roman" w:eastAsia="Times New Roman" w:hAnsi="Times New Roman" w:cs="Times New Roman"/>
-          <w:color w:val="000000"/>
-          <w:sz w:val="24"/>
-          <w:szCs w:val="24"/>
-        </w:rPr>
-        <w:t xml:space="preserve">, </w:t>
-      </w:r>
-      <w:proofErr w:type="spellStart"/>
-      <w:r>
-        <w:rPr>
-          <w:rFonts w:ascii="Times New Roman" w:eastAsia="Times New Roman" w:hAnsi="Times New Roman" w:cs="Times New Roman"/>
-          <w:color w:val="000000"/>
-          <w:sz w:val="24"/>
-          <w:szCs w:val="24"/>
-        </w:rPr>
-        <w:t>триблаже́нні</w:t>
-      </w:r>
-      <w:proofErr w:type="spellEnd"/>
-      <w:r>
-        <w:rPr>
-          <w:rFonts w:ascii="Times New Roman" w:eastAsia="Times New Roman" w:hAnsi="Times New Roman" w:cs="Times New Roman"/>
-          <w:color w:val="000000"/>
-          <w:sz w:val="24"/>
-          <w:szCs w:val="24"/>
-        </w:rPr>
-        <w:t xml:space="preserve">,* в </w:t>
-      </w:r>
-      <w:proofErr w:type="spellStart"/>
-      <w:r>
-        <w:rPr>
-          <w:rFonts w:ascii="Times New Roman" w:eastAsia="Times New Roman" w:hAnsi="Times New Roman" w:cs="Times New Roman"/>
-          <w:color w:val="000000"/>
-          <w:sz w:val="24"/>
-          <w:szCs w:val="24"/>
-        </w:rPr>
-        <w:t>по́двизі</w:t>
-      </w:r>
-      <w:proofErr w:type="spellEnd"/>
-      <w:r>
-        <w:rPr>
-          <w:rFonts w:ascii="Times New Roman" w:eastAsia="Times New Roman" w:hAnsi="Times New Roman" w:cs="Times New Roman"/>
-          <w:color w:val="000000"/>
-          <w:sz w:val="24"/>
-          <w:szCs w:val="24"/>
-        </w:rPr>
-        <w:t xml:space="preserve"> вогню́ ви </w:t>
-      </w:r>
-      <w:proofErr w:type="spellStart"/>
-      <w:r>
-        <w:rPr>
-          <w:rFonts w:ascii="Times New Roman" w:eastAsia="Times New Roman" w:hAnsi="Times New Roman" w:cs="Times New Roman"/>
-          <w:color w:val="000000"/>
-          <w:sz w:val="24"/>
-          <w:szCs w:val="24"/>
-        </w:rPr>
-        <w:t>просла́вилися</w:t>
-      </w:r>
-      <w:proofErr w:type="spellEnd"/>
-      <w:r>
-        <w:rPr>
-          <w:rFonts w:ascii="Times New Roman" w:eastAsia="Times New Roman" w:hAnsi="Times New Roman" w:cs="Times New Roman"/>
-          <w:color w:val="000000"/>
-          <w:sz w:val="24"/>
-          <w:szCs w:val="24"/>
-        </w:rPr>
-        <w:t xml:space="preserve">* і, </w:t>
-      </w:r>
-      <w:proofErr w:type="spellStart"/>
-      <w:r>
-        <w:rPr>
-          <w:rFonts w:ascii="Times New Roman" w:eastAsia="Times New Roman" w:hAnsi="Times New Roman" w:cs="Times New Roman"/>
-          <w:color w:val="000000"/>
-          <w:sz w:val="24"/>
-          <w:szCs w:val="24"/>
-        </w:rPr>
-        <w:t>посере́д</w:t>
-      </w:r>
-      <w:proofErr w:type="spellEnd"/>
-      <w:r>
-        <w:rPr>
-          <w:rFonts w:ascii="Times New Roman" w:eastAsia="Times New Roman" w:hAnsi="Times New Roman" w:cs="Times New Roman"/>
-          <w:color w:val="000000"/>
-          <w:sz w:val="24"/>
-          <w:szCs w:val="24"/>
-        </w:rPr>
-        <w:t xml:space="preserve"> </w:t>
-      </w:r>
-      <w:proofErr w:type="spellStart"/>
-      <w:r>
-        <w:rPr>
-          <w:rFonts w:ascii="Times New Roman" w:eastAsia="Times New Roman" w:hAnsi="Times New Roman" w:cs="Times New Roman"/>
-          <w:color w:val="000000"/>
-          <w:sz w:val="24"/>
-          <w:szCs w:val="24"/>
-        </w:rPr>
-        <w:t>несте́рпного</w:t>
-      </w:r>
-      <w:proofErr w:type="spellEnd"/>
-      <w:r>
-        <w:rPr>
-          <w:rFonts w:ascii="Times New Roman" w:eastAsia="Times New Roman" w:hAnsi="Times New Roman" w:cs="Times New Roman"/>
-          <w:color w:val="000000"/>
-          <w:sz w:val="24"/>
-          <w:szCs w:val="24"/>
-        </w:rPr>
-        <w:t xml:space="preserve"> </w:t>
-      </w:r>
-      <w:proofErr w:type="spellStart"/>
-      <w:r>
-        <w:rPr>
-          <w:rFonts w:ascii="Times New Roman" w:eastAsia="Times New Roman" w:hAnsi="Times New Roman" w:cs="Times New Roman"/>
-          <w:color w:val="000000"/>
-          <w:sz w:val="24"/>
-          <w:szCs w:val="24"/>
-        </w:rPr>
-        <w:t>по́лум’я</w:t>
-      </w:r>
-      <w:proofErr w:type="spellEnd"/>
-      <w:r>
-        <w:rPr>
-          <w:rFonts w:ascii="Times New Roman" w:eastAsia="Times New Roman" w:hAnsi="Times New Roman" w:cs="Times New Roman"/>
-          <w:color w:val="000000"/>
-          <w:sz w:val="24"/>
-          <w:szCs w:val="24"/>
-        </w:rPr>
-        <w:t xml:space="preserve"> стоячи́, </w:t>
-      </w:r>
-      <w:proofErr w:type="spellStart"/>
-      <w:r>
-        <w:rPr>
-          <w:rFonts w:ascii="Times New Roman" w:eastAsia="Times New Roman" w:hAnsi="Times New Roman" w:cs="Times New Roman"/>
-          <w:color w:val="000000"/>
-          <w:sz w:val="24"/>
-          <w:szCs w:val="24"/>
-        </w:rPr>
-        <w:t>Бо́га</w:t>
-      </w:r>
-      <w:proofErr w:type="spellEnd"/>
-      <w:r>
-        <w:rPr>
-          <w:rFonts w:ascii="Times New Roman" w:eastAsia="Times New Roman" w:hAnsi="Times New Roman" w:cs="Times New Roman"/>
-          <w:color w:val="000000"/>
-          <w:sz w:val="24"/>
-          <w:szCs w:val="24"/>
-        </w:rPr>
-        <w:t xml:space="preserve"> ви </w:t>
-      </w:r>
-      <w:proofErr w:type="spellStart"/>
-      <w:r>
-        <w:rPr>
-          <w:rFonts w:ascii="Times New Roman" w:eastAsia="Times New Roman" w:hAnsi="Times New Roman" w:cs="Times New Roman"/>
-          <w:color w:val="000000"/>
-          <w:sz w:val="24"/>
-          <w:szCs w:val="24"/>
-        </w:rPr>
-        <w:t>призва́ли</w:t>
-      </w:r>
-      <w:proofErr w:type="spellEnd"/>
-      <w:r>
-        <w:rPr>
-          <w:rFonts w:ascii="Times New Roman" w:eastAsia="Times New Roman" w:hAnsi="Times New Roman" w:cs="Times New Roman"/>
-          <w:color w:val="000000"/>
-          <w:sz w:val="24"/>
-          <w:szCs w:val="24"/>
-        </w:rPr>
-        <w:t xml:space="preserve">:* </w:t>
-      </w:r>
-      <w:proofErr w:type="spellStart"/>
-      <w:r>
-        <w:rPr>
-          <w:rFonts w:ascii="Times New Roman" w:eastAsia="Times New Roman" w:hAnsi="Times New Roman" w:cs="Times New Roman"/>
-          <w:color w:val="000000"/>
-          <w:sz w:val="24"/>
-          <w:szCs w:val="24"/>
-        </w:rPr>
-        <w:t>Поспіши́сь</w:t>
-      </w:r>
-      <w:proofErr w:type="spellEnd"/>
-      <w:r>
-        <w:rPr>
-          <w:rFonts w:ascii="Times New Roman" w:eastAsia="Times New Roman" w:hAnsi="Times New Roman" w:cs="Times New Roman"/>
-          <w:color w:val="000000"/>
-          <w:sz w:val="24"/>
-          <w:szCs w:val="24"/>
-        </w:rPr>
-        <w:t xml:space="preserve">, о, </w:t>
-      </w:r>
-      <w:proofErr w:type="spellStart"/>
-      <w:r>
-        <w:rPr>
-          <w:rFonts w:ascii="Times New Roman" w:eastAsia="Times New Roman" w:hAnsi="Times New Roman" w:cs="Times New Roman"/>
-          <w:color w:val="000000"/>
-          <w:sz w:val="24"/>
-          <w:szCs w:val="24"/>
-        </w:rPr>
-        <w:t>Ще́дрий</w:t>
-      </w:r>
-      <w:proofErr w:type="spellEnd"/>
-      <w:r>
-        <w:rPr>
-          <w:rFonts w:ascii="Times New Roman" w:eastAsia="Times New Roman" w:hAnsi="Times New Roman" w:cs="Times New Roman"/>
-          <w:color w:val="000000"/>
-          <w:sz w:val="24"/>
-          <w:szCs w:val="24"/>
-        </w:rPr>
-        <w:t xml:space="preserve">, і </w:t>
-      </w:r>
-      <w:proofErr w:type="spellStart"/>
-      <w:r>
-        <w:rPr>
-          <w:rFonts w:ascii="Times New Roman" w:eastAsia="Times New Roman" w:hAnsi="Times New Roman" w:cs="Times New Roman"/>
-          <w:color w:val="000000"/>
-          <w:sz w:val="24"/>
-          <w:szCs w:val="24"/>
-        </w:rPr>
-        <w:t>ско́ро</w:t>
-      </w:r>
-      <w:proofErr w:type="spellEnd"/>
-      <w:r>
-        <w:rPr>
-          <w:rFonts w:ascii="Times New Roman" w:eastAsia="Times New Roman" w:hAnsi="Times New Roman" w:cs="Times New Roman"/>
-          <w:color w:val="000000"/>
-          <w:sz w:val="24"/>
-          <w:szCs w:val="24"/>
-        </w:rPr>
-        <w:t xml:space="preserve"> прийди́ як </w:t>
-      </w:r>
-      <w:proofErr w:type="spellStart"/>
-      <w:r>
-        <w:rPr>
-          <w:rFonts w:ascii="Times New Roman" w:eastAsia="Times New Roman" w:hAnsi="Times New Roman" w:cs="Times New Roman"/>
-          <w:color w:val="000000"/>
-          <w:sz w:val="24"/>
-          <w:szCs w:val="24"/>
-        </w:rPr>
-        <w:t>милости́вий</w:t>
-      </w:r>
-      <w:proofErr w:type="spellEnd"/>
-      <w:r>
-        <w:rPr>
-          <w:rFonts w:ascii="Times New Roman" w:eastAsia="Times New Roman" w:hAnsi="Times New Roman" w:cs="Times New Roman"/>
-          <w:color w:val="000000"/>
-          <w:sz w:val="24"/>
-          <w:szCs w:val="24"/>
-        </w:rPr>
-        <w:t xml:space="preserve"> нам на </w:t>
-      </w:r>
-      <w:proofErr w:type="spellStart"/>
-      <w:r>
-        <w:rPr>
-          <w:rFonts w:ascii="Times New Roman" w:eastAsia="Times New Roman" w:hAnsi="Times New Roman" w:cs="Times New Roman"/>
-          <w:color w:val="000000"/>
-          <w:sz w:val="24"/>
-          <w:szCs w:val="24"/>
-        </w:rPr>
-        <w:t>по́міч</w:t>
-      </w:r>
-      <w:proofErr w:type="spellEnd"/>
-      <w:r>
-        <w:rPr>
-          <w:rFonts w:ascii="Times New Roman" w:eastAsia="Times New Roman" w:hAnsi="Times New Roman" w:cs="Times New Roman"/>
-          <w:color w:val="000000"/>
-          <w:sz w:val="24"/>
-          <w:szCs w:val="24"/>
-        </w:rPr>
-        <w:t xml:space="preserve">,* бо Ти </w:t>
-      </w:r>
-      <w:proofErr w:type="spellStart"/>
-      <w:r>
-        <w:rPr>
-          <w:rFonts w:ascii="Times New Roman" w:eastAsia="Times New Roman" w:hAnsi="Times New Roman" w:cs="Times New Roman"/>
-          <w:color w:val="000000"/>
-          <w:sz w:val="24"/>
-          <w:szCs w:val="24"/>
-        </w:rPr>
-        <w:t>мо́жеш</w:t>
-      </w:r>
-      <w:proofErr w:type="spellEnd"/>
-      <w:r>
-        <w:rPr>
-          <w:rFonts w:ascii="Times New Roman" w:eastAsia="Times New Roman" w:hAnsi="Times New Roman" w:cs="Times New Roman"/>
-          <w:color w:val="000000"/>
-          <w:sz w:val="24"/>
-          <w:szCs w:val="24"/>
-        </w:rPr>
-        <w:t xml:space="preserve">, якщо́ </w:t>
-      </w:r>
-      <w:proofErr w:type="spellStart"/>
-      <w:r>
-        <w:rPr>
-          <w:rFonts w:ascii="Times New Roman" w:eastAsia="Times New Roman" w:hAnsi="Times New Roman" w:cs="Times New Roman"/>
-          <w:color w:val="000000"/>
-          <w:sz w:val="24"/>
-          <w:szCs w:val="24"/>
-        </w:rPr>
-        <w:t>во́ля</w:t>
-      </w:r>
-      <w:proofErr w:type="spellEnd"/>
-      <w:r>
-        <w:rPr>
-          <w:rFonts w:ascii="Times New Roman" w:eastAsia="Times New Roman" w:hAnsi="Times New Roman" w:cs="Times New Roman"/>
-          <w:color w:val="000000"/>
-          <w:sz w:val="24"/>
-          <w:szCs w:val="24"/>
-        </w:rPr>
-        <w:t xml:space="preserve"> Твоя́.</w:t>
-      </w:r>
-      <w:bookmarkEnd w:id="2"/>
+        <w:t xml:space="preserve"> Рукопи́саному о́бразові не поклони́вшися,* але́ неописа́нним єство́м захисти́вшися, триблаже́нні,* в по́двизі вогню́ ви просла́вилися* і, посере́д несте́рпного по́лум’я стоячи́, Бо́га ви призва́ли:* Поспіши́сь, о, Ще́дрий, і ско́ро прийди́ як милости́вий нам на по́міч,* бо Ти мо́жеш, якщо́ во́ля Твоя́.</w:t>
+      </w:r>
+      <w:bookmarkEnd w:id="0"/>
     </w:p>
     <w:sectPr>
       <w:pgSz w:w="11906" w:h="16838"/>
@@ -1275,14 +588,14 @@
     <w:lsdException w:name="Unresolved Mention" w:semiHidden="1" w:unhideWhenUsed="1"/>
     <w:lsdException w:name="Smart Link" w:semiHidden="1" w:unhideWhenUsed="1"/>
   </w:latentStyles>
-  <w:style w:type="paragraph" w:default="1" w:styleId="a">
+  <w:style w:type="paragraph" w:default="1" w:styleId="Normal">
     <w:name w:val="Normal"/>
     <w:qFormat/>
   </w:style>
-  <w:style w:type="paragraph" w:styleId="1">
+  <w:style w:type="paragraph" w:styleId="Heading1">
     <w:name w:val="heading 1"/>
-    <w:basedOn w:val="a"/>
-    <w:next w:val="a"/>
+    <w:basedOn w:val="Normal"/>
+    <w:next w:val="Normal"/>
     <w:uiPriority w:val="9"/>
     <w:qFormat/>
     <w:pPr>
@@ -1297,10 +610,10 @@
       <w:szCs w:val="48"/>
     </w:rPr>
   </w:style>
-  <w:style w:type="paragraph" w:styleId="2">
+  <w:style w:type="paragraph" w:styleId="Heading2">
     <w:name w:val="heading 2"/>
-    <w:basedOn w:val="a"/>
-    <w:next w:val="a"/>
+    <w:basedOn w:val="Normal"/>
+    <w:next w:val="Normal"/>
     <w:uiPriority w:val="9"/>
     <w:unhideWhenUsed/>
     <w:qFormat/>
@@ -1316,10 +629,10 @@
       <w:szCs w:val="36"/>
     </w:rPr>
   </w:style>
-  <w:style w:type="paragraph" w:styleId="3">
+  <w:style w:type="paragraph" w:styleId="Heading3">
     <w:name w:val="heading 3"/>
-    <w:basedOn w:val="a"/>
-    <w:next w:val="a"/>
+    <w:basedOn w:val="Normal"/>
+    <w:next w:val="Normal"/>
     <w:uiPriority w:val="9"/>
     <w:unhideWhenUsed/>
     <w:qFormat/>
@@ -1335,10 +648,10 @@
       <w:szCs w:val="28"/>
     </w:rPr>
   </w:style>
-  <w:style w:type="paragraph" w:styleId="4">
+  <w:style w:type="paragraph" w:styleId="Heading4">
     <w:name w:val="heading 4"/>
-    <w:basedOn w:val="a"/>
-    <w:next w:val="a"/>
+    <w:basedOn w:val="Normal"/>
+    <w:next w:val="Normal"/>
     <w:uiPriority w:val="9"/>
     <w:semiHidden/>
     <w:unhideWhenUsed/>
@@ -1355,10 +668,10 @@
       <w:szCs w:val="24"/>
     </w:rPr>
   </w:style>
-  <w:style w:type="paragraph" w:styleId="5">
+  <w:style w:type="paragraph" w:styleId="Heading5">
     <w:name w:val="heading 5"/>
-    <w:basedOn w:val="a"/>
-    <w:next w:val="a"/>
+    <w:basedOn w:val="Normal"/>
+    <w:next w:val="Normal"/>
     <w:uiPriority w:val="9"/>
     <w:semiHidden/>
     <w:unhideWhenUsed/>
@@ -1375,10 +688,10 @@
       <w:szCs w:val="22"/>
     </w:rPr>
   </w:style>
-  <w:style w:type="paragraph" w:styleId="6">
+  <w:style w:type="paragraph" w:styleId="Heading6">
     <w:name w:val="heading 6"/>
-    <w:basedOn w:val="a"/>
-    <w:next w:val="a"/>
+    <w:basedOn w:val="Normal"/>
+    <w:next w:val="Normal"/>
     <w:uiPriority w:val="9"/>
     <w:semiHidden/>
     <w:unhideWhenUsed/>
@@ -1393,13 +706,13 @@
       <w:b/>
     </w:rPr>
   </w:style>
-  <w:style w:type="character" w:default="1" w:styleId="a0">
+  <w:style w:type="character" w:default="1" w:styleId="DefaultParagraphFont">
     <w:name w:val="Default Paragraph Font"/>
     <w:uiPriority w:val="1"/>
     <w:semiHidden/>
     <w:unhideWhenUsed/>
   </w:style>
-  <w:style w:type="table" w:default="1" w:styleId="a1">
+  <w:style w:type="table" w:default="1" w:styleId="TableNormal">
     <w:name w:val="Normal Table"/>
     <w:uiPriority w:val="99"/>
     <w:semiHidden/>
@@ -1414,14 +727,14 @@
       </w:tblCellMar>
     </w:tblPr>
   </w:style>
-  <w:style w:type="numbering" w:default="1" w:styleId="a2">
+  <w:style w:type="numbering" w:default="1" w:styleId="NoList">
     <w:name w:val="No List"/>
     <w:uiPriority w:val="99"/>
     <w:semiHidden/>
     <w:unhideWhenUsed/>
   </w:style>
-  <w:style w:type="table" w:customStyle="1" w:styleId="TableNormal">
-    <w:name w:val="Table Normal"/>
+  <w:style w:type="table" w:customStyle="1" w:styleId="TableNormal1">
+    <w:name w:val="Table Normal1"/>
     <w:tblPr>
       <w:tblCellMar>
         <w:top w:w="0" w:type="dxa"/>
@@ -1431,10 +744,10 @@
       </w:tblCellMar>
     </w:tblPr>
   </w:style>
-  <w:style w:type="paragraph" w:styleId="a3">
+  <w:style w:type="paragraph" w:styleId="Title">
     <w:name w:val="Title"/>
-    <w:basedOn w:val="a"/>
-    <w:next w:val="a"/>
+    <w:basedOn w:val="Normal"/>
+    <w:next w:val="Normal"/>
     <w:uiPriority w:val="10"/>
     <w:qFormat/>
     <w:pPr>
@@ -1448,8 +761,8 @@
       <w:szCs w:val="72"/>
     </w:rPr>
   </w:style>
-  <w:style w:type="table" w:customStyle="1" w:styleId="TableNormal0">
-    <w:name w:val="Table Normal"/>
+  <w:style w:type="table" w:customStyle="1" w:styleId="TableNormal2">
+    <w:name w:val="Table Normal2"/>
     <w:tblPr>
       <w:tblCellMar>
         <w:top w:w="0" w:type="dxa"/>
@@ -1459,8 +772,8 @@
       </w:tblCellMar>
     </w:tblPr>
   </w:style>
-  <w:style w:type="table" w:customStyle="1" w:styleId="TableNormal1">
-    <w:name w:val="Table Normal"/>
+  <w:style w:type="table" w:customStyle="1" w:styleId="TableNormal3">
+    <w:name w:val="Table Normal3"/>
     <w:tblPr>
       <w:tblCellMar>
         <w:top w:w="0" w:type="dxa"/>
@@ -1470,7 +783,7 @@
       </w:tblCellMar>
     </w:tblPr>
   </w:style>
-  <w:style w:type="paragraph" w:customStyle="1" w:styleId="a4">
+  <w:style w:type="paragraph" w:customStyle="1" w:styleId="a">
     <w:name w:val="Обычный"/>
     <w:pPr>
       <w:suppressAutoHyphens/>
@@ -1487,7 +800,7 @@
       <w:lang w:eastAsia="en-US"/>
     </w:rPr>
   </w:style>
-  <w:style w:type="character" w:customStyle="1" w:styleId="a5">
+  <w:style w:type="character" w:customStyle="1" w:styleId="a0">
     <w:name w:val="Основной шрифт абзаца"/>
     <w:qFormat/>
     <w:rPr>
@@ -1499,7 +812,7 @@
       <w:em w:val="none"/>
     </w:rPr>
   </w:style>
-  <w:style w:type="table" w:customStyle="1" w:styleId="a6">
+  <w:style w:type="table" w:customStyle="1" w:styleId="a1">
     <w:name w:val="Обычная таблица"/>
     <w:qFormat/>
     <w:pPr>
@@ -1523,7 +836,7 @@
       </w:tblCellMar>
     </w:tblPr>
   </w:style>
-  <w:style w:type="numbering" w:customStyle="1" w:styleId="a7">
+  <w:style w:type="numbering" w:customStyle="1" w:styleId="a2">
     <w:name w:val="Нет списка"/>
     <w:qFormat/>
   </w:style>
@@ -1568,10 +881,10 @@
       <w:em w:val="none"/>
     </w:rPr>
   </w:style>
-  <w:style w:type="paragraph" w:styleId="a8">
+  <w:style w:type="paragraph" w:styleId="Subtitle">
     <w:name w:val="Subtitle"/>
-    <w:basedOn w:val="a"/>
-    <w:next w:val="a"/>
+    <w:basedOn w:val="Normal"/>
+    <w:next w:val="Normal"/>
     <w:uiPriority w:val="11"/>
     <w:qFormat/>
     <w:pPr>
@@ -1594,9 +907,9 @@
       <w:szCs w:val="48"/>
     </w:rPr>
   </w:style>
-  <w:style w:type="paragraph" w:styleId="a9">
+  <w:style w:type="paragraph" w:styleId="NormalWeb">
     <w:name w:val="Normal (Web)"/>
-    <w:basedOn w:val="a"/>
+    <w:basedOn w:val="Normal"/>
     <w:uiPriority w:val="99"/>
     <w:semiHidden/>
     <w:unhideWhenUsed/>
